--- a/Fase 2/Manuales/SIGMA_Manual_EP15_Aplicación_móvil_y_trabajo_sin_conexió.docx
+++ b/Fase 2/Manuales/SIGMA_Manual_EP15_Aplicación_móvil_y_trabajo_sin_conexió.docx
@@ -667,13 +667,14 @@
         </w:tblBorders>
       </w:tblPr>
       <w:tblGrid>
-        <w:gridCol w:w="4873"/>
-        <w:gridCol w:w="4873"/>
+        <w:gridCol w:w="3249"/>
+        <w:gridCol w:w="3249"/>
+        <w:gridCol w:w="3249"/>
       </w:tblGrid>
       <w:tr>
         <w:tc>
           <w:tcPr>
-            <w:tcW w:type="dxa" w:w="3402"/>
+            <w:tcW w:type="dxa" w:w="2551"/>
             <w:shd w:val="clear" w:color="auto" w:fill="E8E5F7"/>
           </w:tcPr>
           <w:p>
@@ -689,7 +690,7 @@
         </w:tc>
         <w:tc>
           <w:tcPr>
-            <w:tcW w:type="dxa" w:w="6236"/>
+            <w:tcW w:type="dxa" w:w="3969"/>
             <w:shd w:val="clear" w:color="auto" w:fill="E8E5F7"/>
           </w:tcPr>
           <w:p>
@@ -699,7 +700,23 @@
                 <w:b/>
                 <w:sz w:val="19"/>
               </w:rPr>
-              <w:t>Ruta</w:t>
+              <w:t>Ruta en el menú</w:t>
+            </w:r>
+          </w:p>
+        </w:tc>
+        <w:tc>
+          <w:tcPr>
+            <w:tcW w:type="dxa" w:w="3118"/>
+            <w:shd w:val="clear" w:color="auto" w:fill="E8E5F7"/>
+          </w:tcPr>
+          <w:p>
+            <w:r/>
+            <w:r>
+              <w:rPr>
+                <w:b/>
+                <w:sz w:val="19"/>
+              </w:rPr>
+              <w:t>Pestañas que tiene</w:t>
             </w:r>
           </w:p>
         </w:tc>
@@ -707,7 +724,7 @@
       <w:tr>
         <w:tc>
           <w:tcPr>
-            <w:tcW w:type="dxa" w:w="3402"/>
+            <w:tcW w:type="dxa" w:w="2551"/>
           </w:tcPr>
           <w:p>
             <w:r/>
@@ -721,7 +738,7 @@
         </w:tc>
         <w:tc>
           <w:tcPr>
-            <w:tcW w:type="dxa" w:w="6236"/>
+            <w:tcW w:type="dxa" w:w="3969"/>
           </w:tcPr>
           <w:p>
             <w:r/>
@@ -733,11 +750,25 @@
             </w:r>
           </w:p>
         </w:tc>
+        <w:tc>
+          <w:tcPr>
+            <w:tcW w:type="dxa" w:w="3118"/>
+          </w:tcPr>
+          <w:p>
+            <w:r/>
+            <w:r>
+              <w:rPr>
+                <w:sz w:val="19"/>
+              </w:rPr>
+              <w:t>—</w:t>
+            </w:r>
+          </w:p>
+        </w:tc>
       </w:tr>
       <w:tr>
         <w:tc>
           <w:tcPr>
-            <w:tcW w:type="dxa" w:w="3402"/>
+            <w:tcW w:type="dxa" w:w="2551"/>
           </w:tcPr>
           <w:p>
             <w:r/>
@@ -751,7 +782,7 @@
         </w:tc>
         <w:tc>
           <w:tcPr>
-            <w:tcW w:type="dxa" w:w="6236"/>
+            <w:tcW w:type="dxa" w:w="3969"/>
           </w:tcPr>
           <w:p>
             <w:r/>
@@ -763,11 +794,25 @@
             </w:r>
           </w:p>
         </w:tc>
+        <w:tc>
+          <w:tcPr>
+            <w:tcW w:type="dxa" w:w="3118"/>
+          </w:tcPr>
+          <w:p>
+            <w:r/>
+            <w:r>
+              <w:rPr>
+                <w:sz w:val="19"/>
+              </w:rPr>
+              <w:t>—</w:t>
+            </w:r>
+          </w:p>
+        </w:tc>
       </w:tr>
       <w:tr>
         <w:tc>
           <w:tcPr>
-            <w:tcW w:type="dxa" w:w="3402"/>
+            <w:tcW w:type="dxa" w:w="2551"/>
           </w:tcPr>
           <w:p>
             <w:r/>
@@ -781,7 +826,7 @@
         </w:tc>
         <w:tc>
           <w:tcPr>
-            <w:tcW w:type="dxa" w:w="6236"/>
+            <w:tcW w:type="dxa" w:w="3969"/>
           </w:tcPr>
           <w:p>
             <w:r/>
@@ -793,11 +838,25 @@
             </w:r>
           </w:p>
         </w:tc>
+        <w:tc>
+          <w:tcPr>
+            <w:tcW w:type="dxa" w:w="3118"/>
+          </w:tcPr>
+          <w:p>
+            <w:r/>
+            <w:r>
+              <w:rPr>
+                <w:sz w:val="19"/>
+              </w:rPr>
+              <w:t>—</w:t>
+            </w:r>
+          </w:p>
+        </w:tc>
       </w:tr>
       <w:tr>
         <w:tc>
           <w:tcPr>
-            <w:tcW w:type="dxa" w:w="3402"/>
+            <w:tcW w:type="dxa" w:w="2551"/>
           </w:tcPr>
           <w:p>
             <w:r/>
@@ -811,7 +870,7 @@
         </w:tc>
         <w:tc>
           <w:tcPr>
-            <w:tcW w:type="dxa" w:w="6236"/>
+            <w:tcW w:type="dxa" w:w="3969"/>
           </w:tcPr>
           <w:p>
             <w:r/>
@@ -823,11 +882,25 @@
             </w:r>
           </w:p>
         </w:tc>
+        <w:tc>
+          <w:tcPr>
+            <w:tcW w:type="dxa" w:w="3118"/>
+          </w:tcPr>
+          <w:p>
+            <w:r/>
+            <w:r>
+              <w:rPr>
+                <w:sz w:val="19"/>
+              </w:rPr>
+              <w:t>—</w:t>
+            </w:r>
+          </w:p>
+        </w:tc>
       </w:tr>
       <w:tr>
         <w:tc>
           <w:tcPr>
-            <w:tcW w:type="dxa" w:w="3402"/>
+            <w:tcW w:type="dxa" w:w="2551"/>
           </w:tcPr>
           <w:p>
             <w:r/>
@@ -841,7 +914,7 @@
         </w:tc>
         <w:tc>
           <w:tcPr>
-            <w:tcW w:type="dxa" w:w="6236"/>
+            <w:tcW w:type="dxa" w:w="3969"/>
           </w:tcPr>
           <w:p>
             <w:r/>
@@ -853,11 +926,25 @@
             </w:r>
           </w:p>
         </w:tc>
+        <w:tc>
+          <w:tcPr>
+            <w:tcW w:type="dxa" w:w="3118"/>
+          </w:tcPr>
+          <w:p>
+            <w:r/>
+            <w:r>
+              <w:rPr>
+                <w:sz w:val="19"/>
+              </w:rPr>
+              <w:t>—</w:t>
+            </w:r>
+          </w:p>
+        </w:tc>
       </w:tr>
       <w:tr>
         <w:tc>
           <w:tcPr>
-            <w:tcW w:type="dxa" w:w="3402"/>
+            <w:tcW w:type="dxa" w:w="2551"/>
           </w:tcPr>
           <w:p>
             <w:r/>
@@ -871,7 +958,7 @@
         </w:tc>
         <w:tc>
           <w:tcPr>
-            <w:tcW w:type="dxa" w:w="6236"/>
+            <w:tcW w:type="dxa" w:w="3969"/>
           </w:tcPr>
           <w:p>
             <w:r/>
@@ -883,11 +970,25 @@
             </w:r>
           </w:p>
         </w:tc>
+        <w:tc>
+          <w:tcPr>
+            <w:tcW w:type="dxa" w:w="3118"/>
+          </w:tcPr>
+          <w:p>
+            <w:r/>
+            <w:r>
+              <w:rPr>
+                <w:sz w:val="19"/>
+              </w:rPr>
+              <w:t>—</w:t>
+            </w:r>
+          </w:p>
+        </w:tc>
       </w:tr>
       <w:tr>
         <w:tc>
           <w:tcPr>
-            <w:tcW w:type="dxa" w:w="3402"/>
+            <w:tcW w:type="dxa" w:w="2551"/>
           </w:tcPr>
           <w:p>
             <w:r/>
@@ -901,7 +1002,7 @@
         </w:tc>
         <w:tc>
           <w:tcPr>
-            <w:tcW w:type="dxa" w:w="6236"/>
+            <w:tcW w:type="dxa" w:w="3969"/>
           </w:tcPr>
           <w:p>
             <w:r/>
@@ -913,11 +1014,25 @@
             </w:r>
           </w:p>
         </w:tc>
+        <w:tc>
+          <w:tcPr>
+            <w:tcW w:type="dxa" w:w="3118"/>
+          </w:tcPr>
+          <w:p>
+            <w:r/>
+            <w:r>
+              <w:rPr>
+                <w:sz w:val="19"/>
+              </w:rPr>
+              <w:t>—</w:t>
+            </w:r>
+          </w:p>
+        </w:tc>
       </w:tr>
       <w:tr>
         <w:tc>
           <w:tcPr>
-            <w:tcW w:type="dxa" w:w="3402"/>
+            <w:tcW w:type="dxa" w:w="2551"/>
           </w:tcPr>
           <w:p>
             <w:r/>
@@ -931,7 +1046,7 @@
         </w:tc>
         <w:tc>
           <w:tcPr>
-            <w:tcW w:type="dxa" w:w="6236"/>
+            <w:tcW w:type="dxa" w:w="3969"/>
           </w:tcPr>
           <w:p>
             <w:r/>
@@ -943,11 +1058,25 @@
             </w:r>
           </w:p>
         </w:tc>
+        <w:tc>
+          <w:tcPr>
+            <w:tcW w:type="dxa" w:w="3118"/>
+          </w:tcPr>
+          <w:p>
+            <w:r/>
+            <w:r>
+              <w:rPr>
+                <w:sz w:val="19"/>
+              </w:rPr>
+              <w:t>—</w:t>
+            </w:r>
+          </w:p>
+        </w:tc>
       </w:tr>
       <w:tr>
         <w:tc>
           <w:tcPr>
-            <w:tcW w:type="dxa" w:w="3402"/>
+            <w:tcW w:type="dxa" w:w="2551"/>
           </w:tcPr>
           <w:p>
             <w:r/>
@@ -961,7 +1090,7 @@
         </w:tc>
         <w:tc>
           <w:tcPr>
-            <w:tcW w:type="dxa" w:w="6236"/>
+            <w:tcW w:type="dxa" w:w="3969"/>
           </w:tcPr>
           <w:p>
             <w:r/>
@@ -973,11 +1102,25 @@
             </w:r>
           </w:p>
         </w:tc>
+        <w:tc>
+          <w:tcPr>
+            <w:tcW w:type="dxa" w:w="3118"/>
+          </w:tcPr>
+          <w:p>
+            <w:r/>
+            <w:r>
+              <w:rPr>
+                <w:sz w:val="19"/>
+              </w:rPr>
+              <w:t>—</w:t>
+            </w:r>
+          </w:p>
+        </w:tc>
       </w:tr>
       <w:tr>
         <w:tc>
           <w:tcPr>
-            <w:tcW w:type="dxa" w:w="3402"/>
+            <w:tcW w:type="dxa" w:w="2551"/>
           </w:tcPr>
           <w:p>
             <w:r/>
@@ -991,7 +1134,7 @@
         </w:tc>
         <w:tc>
           <w:tcPr>
-            <w:tcW w:type="dxa" w:w="6236"/>
+            <w:tcW w:type="dxa" w:w="3969"/>
           </w:tcPr>
           <w:p>
             <w:r/>
@@ -1003,11 +1146,25 @@
             </w:r>
           </w:p>
         </w:tc>
+        <w:tc>
+          <w:tcPr>
+            <w:tcW w:type="dxa" w:w="3118"/>
+          </w:tcPr>
+          <w:p>
+            <w:r/>
+            <w:r>
+              <w:rPr>
+                <w:sz w:val="19"/>
+              </w:rPr>
+              <w:t>—</w:t>
+            </w:r>
+          </w:p>
+        </w:tc>
       </w:tr>
       <w:tr>
         <w:tc>
           <w:tcPr>
-            <w:tcW w:type="dxa" w:w="3402"/>
+            <w:tcW w:type="dxa" w:w="2551"/>
           </w:tcPr>
           <w:p>
             <w:r/>
@@ -1021,7 +1178,7 @@
         </w:tc>
         <w:tc>
           <w:tcPr>
-            <w:tcW w:type="dxa" w:w="6236"/>
+            <w:tcW w:type="dxa" w:w="3969"/>
           </w:tcPr>
           <w:p>
             <w:r/>
@@ -1033,11 +1190,25 @@
             </w:r>
           </w:p>
         </w:tc>
+        <w:tc>
+          <w:tcPr>
+            <w:tcW w:type="dxa" w:w="3118"/>
+          </w:tcPr>
+          <w:p>
+            <w:r/>
+            <w:r>
+              <w:rPr>
+                <w:sz w:val="19"/>
+              </w:rPr>
+              <w:t>—</w:t>
+            </w:r>
+          </w:p>
+        </w:tc>
       </w:tr>
       <w:tr>
         <w:tc>
           <w:tcPr>
-            <w:tcW w:type="dxa" w:w="3402"/>
+            <w:tcW w:type="dxa" w:w="2551"/>
           </w:tcPr>
           <w:p>
             <w:r/>
@@ -1051,7 +1222,7 @@
         </w:tc>
         <w:tc>
           <w:tcPr>
-            <w:tcW w:type="dxa" w:w="6236"/>
+            <w:tcW w:type="dxa" w:w="3969"/>
           </w:tcPr>
           <w:p>
             <w:r/>
@@ -1063,11 +1234,25 @@
             </w:r>
           </w:p>
         </w:tc>
+        <w:tc>
+          <w:tcPr>
+            <w:tcW w:type="dxa" w:w="3118"/>
+          </w:tcPr>
+          <w:p>
+            <w:r/>
+            <w:r>
+              <w:rPr>
+                <w:sz w:val="19"/>
+              </w:rPr>
+              <w:t>—</w:t>
+            </w:r>
+          </w:p>
+        </w:tc>
       </w:tr>
       <w:tr>
         <w:tc>
           <w:tcPr>
-            <w:tcW w:type="dxa" w:w="3402"/>
+            <w:tcW w:type="dxa" w:w="2551"/>
           </w:tcPr>
           <w:p>
             <w:r/>
@@ -1081,7 +1266,7 @@
         </w:tc>
         <w:tc>
           <w:tcPr>
-            <w:tcW w:type="dxa" w:w="6236"/>
+            <w:tcW w:type="dxa" w:w="3969"/>
           </w:tcPr>
           <w:p>
             <w:r/>
@@ -1093,11 +1278,25 @@
             </w:r>
           </w:p>
         </w:tc>
+        <w:tc>
+          <w:tcPr>
+            <w:tcW w:type="dxa" w:w="3118"/>
+          </w:tcPr>
+          <w:p>
+            <w:r/>
+            <w:r>
+              <w:rPr>
+                <w:sz w:val="19"/>
+              </w:rPr>
+              <w:t>—</w:t>
+            </w:r>
+          </w:p>
+        </w:tc>
       </w:tr>
       <w:tr>
         <w:tc>
           <w:tcPr>
-            <w:tcW w:type="dxa" w:w="3402"/>
+            <w:tcW w:type="dxa" w:w="2551"/>
           </w:tcPr>
           <w:p>
             <w:r/>
@@ -1111,7 +1310,7 @@
         </w:tc>
         <w:tc>
           <w:tcPr>
-            <w:tcW w:type="dxa" w:w="6236"/>
+            <w:tcW w:type="dxa" w:w="3969"/>
           </w:tcPr>
           <w:p>
             <w:r/>
@@ -1123,11 +1322,25 @@
             </w:r>
           </w:p>
         </w:tc>
+        <w:tc>
+          <w:tcPr>
+            <w:tcW w:type="dxa" w:w="3118"/>
+          </w:tcPr>
+          <w:p>
+            <w:r/>
+            <w:r>
+              <w:rPr>
+                <w:sz w:val="19"/>
+              </w:rPr>
+              <w:t>—</w:t>
+            </w:r>
+          </w:p>
+        </w:tc>
       </w:tr>
       <w:tr>
         <w:tc>
           <w:tcPr>
-            <w:tcW w:type="dxa" w:w="3402"/>
+            <w:tcW w:type="dxa" w:w="2551"/>
           </w:tcPr>
           <w:p>
             <w:r/>
@@ -1141,7 +1354,7 @@
         </w:tc>
         <w:tc>
           <w:tcPr>
-            <w:tcW w:type="dxa" w:w="6236"/>
+            <w:tcW w:type="dxa" w:w="3969"/>
           </w:tcPr>
           <w:p>
             <w:r/>
@@ -1150,6 +1363,20 @@
                 <w:sz w:val="19"/>
               </w:rPr>
               <w:t>Componentes</w:t>
+            </w:r>
+          </w:p>
+        </w:tc>
+        <w:tc>
+          <w:tcPr>
+            <w:tcW w:type="dxa" w:w="3118"/>
+          </w:tcPr>
+          <w:p>
+            <w:r/>
+            <w:r>
+              <w:rPr>
+                <w:sz w:val="19"/>
+              </w:rPr>
+              <w:t>—</w:t>
             </w:r>
           </w:p>
         </w:tc>

--- a/Fase 2/Manuales/SIGMA_Manual_EP15_Aplicación_móvil_y_trabajo_sin_conexió.docx
+++ b/Fase 2/Manuales/SIGMA_Manual_EP15_Aplicación_móvil_y_trabajo_sin_conexió.docx
@@ -152,7 +152,7 @@
               <w:rPr>
                 <w:sz w:val="20"/>
               </w:rPr>
-              <w:t>15 visibles en el menú</w:t>
+              <w:t>4 en el menú</w:t>
             </w:r>
           </w:p>
         </w:tc>
@@ -216,7 +216,7 @@
               <w:rPr>
                 <w:sz w:val="20"/>
               </w:rPr>
-              <w:t>1.0 · 01-10-2026</w:t>
+              <w:t>1.1 · 02-10-2026</w:t>
             </w:r>
           </w:p>
         </w:tc>
@@ -508,90 +508,6 @@
         <w:rPr>
           <w:sz w:val="21"/>
         </w:rPr>
-        <w:t>Ejecutar checklist en terreno</w:t>
-      </w:r>
-    </w:p>
-    <w:p>
-      <w:pPr>
-        <w:pStyle w:val="ListBullet"/>
-        <w:spacing w:after="60"/>
-      </w:pPr>
-      <w:r>
-        <w:rPr>
-          <w:sz w:val="21"/>
-        </w:rPr>
-        <w:t>Ejecutar tarea en terreno</w:t>
-      </w:r>
-    </w:p>
-    <w:p>
-      <w:pPr>
-        <w:pStyle w:val="ListBullet"/>
-        <w:spacing w:after="60"/>
-      </w:pPr>
-      <w:r>
-        <w:rPr>
-          <w:sz w:val="21"/>
-        </w:rPr>
-        <w:t>Ver bodegas y ubicaciones</w:t>
-      </w:r>
-    </w:p>
-    <w:p>
-      <w:pPr>
-        <w:pStyle w:val="ListBullet"/>
-        <w:spacing w:after="60"/>
-      </w:pPr>
-      <w:r>
-        <w:rPr>
-          <w:sz w:val="21"/>
-        </w:rPr>
-        <w:t>Ver el analisis de SIGMA AI</w:t>
-      </w:r>
-    </w:p>
-    <w:p>
-      <w:pPr>
-        <w:pStyle w:val="ListBullet"/>
-        <w:spacing w:after="60"/>
-      </w:pPr>
-      <w:r>
-        <w:rPr>
-          <w:sz w:val="21"/>
-        </w:rPr>
-        <w:t>Ver el maestro de repuestos</w:t>
-      </w:r>
-    </w:p>
-    <w:p>
-      <w:pPr>
-        <w:pStyle w:val="ListBullet"/>
-        <w:spacing w:after="60"/>
-      </w:pPr>
-      <w:r>
-        <w:rPr>
-          <w:sz w:val="21"/>
-        </w:rPr>
-        <w:t>Ver existencias de bodega</w:t>
-      </w:r>
-    </w:p>
-    <w:p>
-      <w:pPr>
-        <w:pStyle w:val="ListBullet"/>
-        <w:spacing w:after="60"/>
-      </w:pPr>
-      <w:r>
-        <w:rPr>
-          <w:sz w:val="21"/>
-        </w:rPr>
-        <w:t>Ver la bitacora de planta</w:t>
-      </w:r>
-    </w:p>
-    <w:p>
-      <w:pPr>
-        <w:pStyle w:val="ListBullet"/>
-        <w:spacing w:after="60"/>
-      </w:pPr>
-      <w:r>
-        <w:rPr>
-          <w:sz w:val="21"/>
-        </w:rPr>
         <w:t>Ver los activos del cliente</w:t>
       </w:r>
     </w:p>
@@ -605,30 +521,6 @@
           <w:sz w:val="21"/>
         </w:rPr>
         <w:t>Ver los componentes de los activos</w:t>
-      </w:r>
-    </w:p>
-    <w:p>
-      <w:pPr>
-        <w:pStyle w:val="ListBullet"/>
-        <w:spacing w:after="60"/>
-      </w:pPr>
-      <w:r>
-        <w:rPr>
-          <w:sz w:val="21"/>
-        </w:rPr>
-        <w:t>Ver ordenes de trabajo</w:t>
-      </w:r>
-    </w:p>
-    <w:p>
-      <w:pPr>
-        <w:pStyle w:val="ListBullet"/>
-        <w:spacing w:after="60"/>
-      </w:pPr>
-      <w:r>
-        <w:rPr>
-          <w:sz w:val="21"/>
-        </w:rPr>
-        <w:t>Ver permisos de trabajo</w:t>
       </w:r>
     </w:p>
     <w:p>
@@ -649,7 +541,7 @@
           <w:i w:val="0"/>
           <w:sz w:val="22"/>
         </w:rPr>
-        <w:t>Desde el menú lateral:</w:t>
+        <w:t>Estas son las pantallas que usa el módulo, con la ruta exacta del menú lateral:</w:t>
       </w:r>
     </w:p>
     <w:tbl>
@@ -746,271 +638,7 @@
               <w:rPr>
                 <w:sz w:val="19"/>
               </w:rPr>
-              <w:t>Inicio</w:t>
-            </w:r>
-          </w:p>
-        </w:tc>
-        <w:tc>
-          <w:tcPr>
-            <w:tcW w:type="dxa" w:w="3118"/>
-          </w:tcPr>
-          <w:p>
-            <w:r/>
-            <w:r>
-              <w:rPr>
-                <w:sz w:val="19"/>
-              </w:rPr>
-              <w:t>—</w:t>
-            </w:r>
-          </w:p>
-        </w:tc>
-      </w:tr>
-      <w:tr>
-        <w:tc>
-          <w:tcPr>
-            <w:tcW w:type="dxa" w:w="2551"/>
-          </w:tcPr>
-          <w:p>
-            <w:r/>
-            <w:r>
-              <w:rPr>
-                <w:sz w:val="19"/>
-              </w:rPr>
-              <w:t>Análisis de SIGMA AI</w:t>
-            </w:r>
-          </w:p>
-        </w:tc>
-        <w:tc>
-          <w:tcPr>
-            <w:tcW w:type="dxa" w:w="3969"/>
-          </w:tcPr>
-          <w:p>
-            <w:r/>
-            <w:r>
-              <w:rPr>
-                <w:sz w:val="19"/>
-              </w:rPr>
-              <w:t>Análisis de SIGMA AI</w:t>
-            </w:r>
-          </w:p>
-        </w:tc>
-        <w:tc>
-          <w:tcPr>
-            <w:tcW w:type="dxa" w:w="3118"/>
-          </w:tcPr>
-          <w:p>
-            <w:r/>
-            <w:r>
-              <w:rPr>
-                <w:sz w:val="19"/>
-              </w:rPr>
-              <w:t>—</w:t>
-            </w:r>
-          </w:p>
-        </w:tc>
-      </w:tr>
-      <w:tr>
-        <w:tc>
-          <w:tcPr>
-            <w:tcW w:type="dxa" w:w="2551"/>
-          </w:tcPr>
-          <w:p>
-            <w:r/>
-            <w:r>
-              <w:rPr>
-                <w:sz w:val="19"/>
-              </w:rPr>
-              <w:t>Mis tareas</w:t>
-            </w:r>
-          </w:p>
-        </w:tc>
-        <w:tc>
-          <w:tcPr>
-            <w:tcW w:type="dxa" w:w="3969"/>
-          </w:tcPr>
-          <w:p>
-            <w:r/>
-            <w:r>
-              <w:rPr>
-                <w:sz w:val="19"/>
-              </w:rPr>
-              <w:t>Mis tareas</w:t>
-            </w:r>
-          </w:p>
-        </w:tc>
-        <w:tc>
-          <w:tcPr>
-            <w:tcW w:type="dxa" w:w="3118"/>
-          </w:tcPr>
-          <w:p>
-            <w:r/>
-            <w:r>
-              <w:rPr>
-                <w:sz w:val="19"/>
-              </w:rPr>
-              <w:t>—</w:t>
-            </w:r>
-          </w:p>
-        </w:tc>
-      </w:tr>
-      <w:tr>
-        <w:tc>
-          <w:tcPr>
-            <w:tcW w:type="dxa" w:w="2551"/>
-          </w:tcPr>
-          <w:p>
-            <w:r/>
-            <w:r>
-              <w:rPr>
-                <w:sz w:val="19"/>
-              </w:rPr>
-              <w:t>Pautas de inspección</w:t>
-            </w:r>
-          </w:p>
-        </w:tc>
-        <w:tc>
-          <w:tcPr>
-            <w:tcW w:type="dxa" w:w="3969"/>
-          </w:tcPr>
-          <w:p>
-            <w:r/>
-            <w:r>
-              <w:rPr>
-                <w:sz w:val="19"/>
-              </w:rPr>
-              <w:t>Pautas de inspección</w:t>
-            </w:r>
-          </w:p>
-        </w:tc>
-        <w:tc>
-          <w:tcPr>
-            <w:tcW w:type="dxa" w:w="3118"/>
-          </w:tcPr>
-          <w:p>
-            <w:r/>
-            <w:r>
-              <w:rPr>
-                <w:sz w:val="19"/>
-              </w:rPr>
-              <w:t>—</w:t>
-            </w:r>
-          </w:p>
-        </w:tc>
-      </w:tr>
-      <w:tr>
-        <w:tc>
-          <w:tcPr>
-            <w:tcW w:type="dxa" w:w="2551"/>
-          </w:tcPr>
-          <w:p>
-            <w:r/>
-            <w:r>
-              <w:rPr>
-                <w:sz w:val="19"/>
-              </w:rPr>
-              <w:t>Mis órdenes de trabajo</w:t>
-            </w:r>
-          </w:p>
-        </w:tc>
-        <w:tc>
-          <w:tcPr>
-            <w:tcW w:type="dxa" w:w="3969"/>
-          </w:tcPr>
-          <w:p>
-            <w:r/>
-            <w:r>
-              <w:rPr>
-                <w:sz w:val="19"/>
-              </w:rPr>
-              <w:t>Mis órdenes de trabajo</w:t>
-            </w:r>
-          </w:p>
-        </w:tc>
-        <w:tc>
-          <w:tcPr>
-            <w:tcW w:type="dxa" w:w="3118"/>
-          </w:tcPr>
-          <w:p>
-            <w:r/>
-            <w:r>
-              <w:rPr>
-                <w:sz w:val="19"/>
-              </w:rPr>
-              <w:t>—</w:t>
-            </w:r>
-          </w:p>
-        </w:tc>
-      </w:tr>
-      <w:tr>
-        <w:tc>
-          <w:tcPr>
-            <w:tcW w:type="dxa" w:w="2551"/>
-          </w:tcPr>
-          <w:p>
-            <w:r/>
-            <w:r>
-              <w:rPr>
-                <w:sz w:val="19"/>
-              </w:rPr>
-              <w:t>Existencias de bodega</w:t>
-            </w:r>
-          </w:p>
-        </w:tc>
-        <w:tc>
-          <w:tcPr>
-            <w:tcW w:type="dxa" w:w="3969"/>
-          </w:tcPr>
-          <w:p>
-            <w:r/>
-            <w:r>
-              <w:rPr>
-                <w:sz w:val="19"/>
-              </w:rPr>
-              <w:t>Existencias de bodega</w:t>
-            </w:r>
-          </w:p>
-        </w:tc>
-        <w:tc>
-          <w:tcPr>
-            <w:tcW w:type="dxa" w:w="3118"/>
-          </w:tcPr>
-          <w:p>
-            <w:r/>
-            <w:r>
-              <w:rPr>
-                <w:sz w:val="19"/>
-              </w:rPr>
-              <w:t>—</w:t>
-            </w:r>
-          </w:p>
-        </w:tc>
-      </w:tr>
-      <w:tr>
-        <w:tc>
-          <w:tcPr>
-            <w:tcW w:type="dxa" w:w="2551"/>
-          </w:tcPr>
-          <w:p>
-            <w:r/>
-            <w:r>
-              <w:rPr>
-                <w:sz w:val="19"/>
-              </w:rPr>
-              <w:t>Permisos de trabajo</w:t>
-            </w:r>
-          </w:p>
-        </w:tc>
-        <w:tc>
-          <w:tcPr>
-            <w:tcW w:type="dxa" w:w="3969"/>
-          </w:tcPr>
-          <w:p>
-            <w:r/>
-            <w:r>
-              <w:rPr>
-                <w:sz w:val="19"/>
-              </w:rPr>
-              <w:t>Permisos de trabajo</w:t>
+              <w:t>Aplicación móvil</w:t>
             </w:r>
           </w:p>
         </w:tc>
@@ -1054,227 +682,7 @@
               <w:rPr>
                 <w:sz w:val="19"/>
               </w:rPr>
-              <w:t>Sincronización</w:t>
-            </w:r>
-          </w:p>
-        </w:tc>
-        <w:tc>
-          <w:tcPr>
-            <w:tcW w:type="dxa" w:w="3118"/>
-          </w:tcPr>
-          <w:p>
-            <w:r/>
-            <w:r>
-              <w:rPr>
-                <w:sz w:val="19"/>
-              </w:rPr>
-              <w:t>—</w:t>
-            </w:r>
-          </w:p>
-        </w:tc>
-      </w:tr>
-      <w:tr>
-        <w:tc>
-          <w:tcPr>
-            <w:tcW w:type="dxa" w:w="2551"/>
-          </w:tcPr>
-          <w:p>
-            <w:r/>
-            <w:r>
-              <w:rPr>
-                <w:sz w:val="19"/>
-              </w:rPr>
-              <w:t>Bitácora de planta</w:t>
-            </w:r>
-          </w:p>
-        </w:tc>
-        <w:tc>
-          <w:tcPr>
-            <w:tcW w:type="dxa" w:w="3969"/>
-          </w:tcPr>
-          <w:p>
-            <w:r/>
-            <w:r>
-              <w:rPr>
-                <w:sz w:val="19"/>
-              </w:rPr>
-              <w:t>Bitácora de planta</w:t>
-            </w:r>
-          </w:p>
-        </w:tc>
-        <w:tc>
-          <w:tcPr>
-            <w:tcW w:type="dxa" w:w="3118"/>
-          </w:tcPr>
-          <w:p>
-            <w:r/>
-            <w:r>
-              <w:rPr>
-                <w:sz w:val="19"/>
-              </w:rPr>
-              <w:t>—</w:t>
-            </w:r>
-          </w:p>
-        </w:tc>
-      </w:tr>
-      <w:tr>
-        <w:tc>
-          <w:tcPr>
-            <w:tcW w:type="dxa" w:w="2551"/>
-          </w:tcPr>
-          <w:p>
-            <w:r/>
-            <w:r>
-              <w:rPr>
-                <w:sz w:val="19"/>
-              </w:rPr>
-              <w:t>Fallas</w:t>
-            </w:r>
-          </w:p>
-        </w:tc>
-        <w:tc>
-          <w:tcPr>
-            <w:tcW w:type="dxa" w:w="3969"/>
-          </w:tcPr>
-          <w:p>
-            <w:r/>
-            <w:r>
-              <w:rPr>
-                <w:sz w:val="19"/>
-              </w:rPr>
-              <w:t>Fallas</w:t>
-            </w:r>
-          </w:p>
-        </w:tc>
-        <w:tc>
-          <w:tcPr>
-            <w:tcW w:type="dxa" w:w="3118"/>
-          </w:tcPr>
-          <w:p>
-            <w:r/>
-            <w:r>
-              <w:rPr>
-                <w:sz w:val="19"/>
-              </w:rPr>
-              <w:t>—</w:t>
-            </w:r>
-          </w:p>
-        </w:tc>
-      </w:tr>
-      <w:tr>
-        <w:tc>
-          <w:tcPr>
-            <w:tcW w:type="dxa" w:w="2551"/>
-          </w:tcPr>
-          <w:p>
-            <w:r/>
-            <w:r>
-              <w:rPr>
-                <w:sz w:val="19"/>
-              </w:rPr>
-              <w:t>Mi perfil</w:t>
-            </w:r>
-          </w:p>
-        </w:tc>
-        <w:tc>
-          <w:tcPr>
-            <w:tcW w:type="dxa" w:w="3969"/>
-          </w:tcPr>
-          <w:p>
-            <w:r/>
-            <w:r>
-              <w:rPr>
-                <w:sz w:val="19"/>
-              </w:rPr>
-              <w:t>Mi perfil</w:t>
-            </w:r>
-          </w:p>
-        </w:tc>
-        <w:tc>
-          <w:tcPr>
-            <w:tcW w:type="dxa" w:w="3118"/>
-          </w:tcPr>
-          <w:p>
-            <w:r/>
-            <w:r>
-              <w:rPr>
-                <w:sz w:val="19"/>
-              </w:rPr>
-              <w:t>—</w:t>
-            </w:r>
-          </w:p>
-        </w:tc>
-      </w:tr>
-      <w:tr>
-        <w:tc>
-          <w:tcPr>
-            <w:tcW w:type="dxa" w:w="2551"/>
-          </w:tcPr>
-          <w:p>
-            <w:r/>
-            <w:r>
-              <w:rPr>
-                <w:sz w:val="19"/>
-              </w:rPr>
-              <w:t>Catálogo de repuestos</w:t>
-            </w:r>
-          </w:p>
-        </w:tc>
-        <w:tc>
-          <w:tcPr>
-            <w:tcW w:type="dxa" w:w="3969"/>
-          </w:tcPr>
-          <w:p>
-            <w:r/>
-            <w:r>
-              <w:rPr>
-                <w:sz w:val="19"/>
-              </w:rPr>
-              <w:t>Catálogo de repuestos</w:t>
-            </w:r>
-          </w:p>
-        </w:tc>
-        <w:tc>
-          <w:tcPr>
-            <w:tcW w:type="dxa" w:w="3118"/>
-          </w:tcPr>
-          <w:p>
-            <w:r/>
-            <w:r>
-              <w:rPr>
-                <w:sz w:val="19"/>
-              </w:rPr>
-              <w:t>—</w:t>
-            </w:r>
-          </w:p>
-        </w:tc>
-      </w:tr>
-      <w:tr>
-        <w:tc>
-          <w:tcPr>
-            <w:tcW w:type="dxa" w:w="2551"/>
-          </w:tcPr>
-          <w:p>
-            <w:r/>
-            <w:r>
-              <w:rPr>
-                <w:sz w:val="19"/>
-              </w:rPr>
-              <w:t>Bodegas y estantes</w:t>
-            </w:r>
-          </w:p>
-        </w:tc>
-        <w:tc>
-          <w:tcPr>
-            <w:tcW w:type="dxa" w:w="3969"/>
-          </w:tcPr>
-          <w:p>
-            <w:r/>
-            <w:r>
-              <w:rPr>
-                <w:sz w:val="19"/>
-              </w:rPr>
-              <w:t>Bodegas y estantes</w:t>
+              <w:t>Aplicación móvil</w:t>
             </w:r>
           </w:p>
         </w:tc>
@@ -1318,7 +726,7 @@
               <w:rPr>
                 <w:sz w:val="19"/>
               </w:rPr>
-              <w:t>Equipos de la planta</w:t>
+              <w:t>Aplicación móvil</w:t>
             </w:r>
           </w:p>
         </w:tc>
@@ -1362,7 +770,7 @@
               <w:rPr>
                 <w:sz w:val="19"/>
               </w:rPr>
-              <w:t>Componentes</w:t>
+              <w:t>Aplicación móvil</w:t>
             </w:r>
           </w:p>
         </w:tc>
@@ -1446,7 +854,7 @@
         <w:rPr>
           <w:sz w:val="21"/>
         </w:rPr>
-        <w:t>Entre a Inicio.</w:t>
+        <w:t>En la aplicación móvil, abra «Sincronización».</w:t>
       </w:r>
     </w:p>
     <w:p>
@@ -1459,7 +867,7 @@
           <w:color w:val="555555"/>
           <w:sz w:val="19"/>
         </w:rPr>
-        <w:t>Menú: Inicio</w:t>
+        <w:t>Es una operación de la app: en la web no existe esta pantalla.</w:t>
       </w:r>
     </w:p>
     <w:p>
@@ -1478,7 +886,20 @@
         <w:rPr>
           <w:sz w:val="21"/>
         </w:rPr>
-        <w:t>Ejecute la acción desde la pantalla.</w:t>
+        <w:t>Complete la operación con los botones de Sincronización.</w:t>
+      </w:r>
+    </w:p>
+    <w:p>
+      <w:pPr>
+        <w:spacing w:after="120"/>
+        <w:ind w:left="680"/>
+      </w:pPr>
+      <w:r>
+        <w:rPr>
+          <w:color w:val="555555"/>
+          <w:sz w:val="19"/>
+        </w:rPr>
+        <w:t>Esta operación no declara campos de entrada: se resuelve con las acciones de la propia pantalla.</w:t>
       </w:r>
     </w:p>
     <w:p>
@@ -1758,7 +1179,7 @@
         <w:rPr>
           <w:sz w:val="21"/>
         </w:rPr>
-        <w:t>Entre a Inicio.</w:t>
+        <w:t>En la aplicación móvil, abra «Equipos de la planta».</w:t>
       </w:r>
     </w:p>
     <w:p>
@@ -1771,7 +1192,7 @@
           <w:color w:val="555555"/>
           <w:sz w:val="19"/>
         </w:rPr>
-        <w:t>Menú: Inicio</w:t>
+        <w:t>Es una operación de la app: en la web no existe esta pantalla.</w:t>
       </w:r>
     </w:p>
     <w:p>
@@ -1790,7 +1211,20 @@
         <w:rPr>
           <w:sz w:val="21"/>
         </w:rPr>
-        <w:t>Ejecute la acción desde la pantalla.</w:t>
+        <w:t>Complete la operación con los botones de Equipos de la planta.</w:t>
+      </w:r>
+    </w:p>
+    <w:p>
+      <w:pPr>
+        <w:spacing w:after="120"/>
+        <w:ind w:left="680"/>
+      </w:pPr>
+      <w:r>
+        <w:rPr>
+          <w:color w:val="555555"/>
+          <w:sz w:val="19"/>
+        </w:rPr>
+        <w:t>Esta operación no declara campos de entrada: se resuelve con las acciones de la propia pantalla.</w:t>
       </w:r>
     </w:p>
     <w:p>
@@ -2100,6 +1534,20 @@
     </w:p>
     <w:p>
       <w:pPr>
+        <w:spacing w:after="120"/>
+      </w:pPr>
+      <w:r>
+        <w:rPr>
+          <w:b w:val="0"/>
+          <w:i w:val="0"/>
+          <w:color w:val="555555"/>
+          <w:sz w:val="20"/>
+        </w:rPr>
+        <w:t>La aplicacion sigue funcionando sin senal y guarda lo hecho para enviarlo despues.</w:t>
+      </w:r>
+    </w:p>
+    <w:p>
+      <w:pPr>
         <w:spacing w:after="40"/>
       </w:pPr>
       <w:r>
@@ -2114,7 +1562,7 @@
         <w:rPr>
           <w:sz w:val="21"/>
         </w:rPr>
-        <w:t>Entre a Inicio.</w:t>
+        <w:t>En la aplicación móvil, abra «Inicio».</w:t>
       </w:r>
     </w:p>
     <w:p>
@@ -2127,7 +1575,7 @@
           <w:color w:val="555555"/>
           <w:sz w:val="19"/>
         </w:rPr>
-        <w:t>Menú: Inicio</w:t>
+        <w:t>Es una operación de la app: en la web no existe esta pantalla.</w:t>
       </w:r>
     </w:p>
     <w:p>
@@ -2146,7 +1594,20 @@
         <w:rPr>
           <w:sz w:val="21"/>
         </w:rPr>
-        <w:t>Ejecute la acción desde la pantalla.</w:t>
+        <w:t>Complete la operación con los botones de Inicio.</w:t>
+      </w:r>
+    </w:p>
+    <w:p>
+      <w:pPr>
+        <w:spacing w:after="120"/>
+        <w:ind w:left="680"/>
+      </w:pPr>
+      <w:r>
+        <w:rPr>
+          <w:color w:val="555555"/>
+          <w:sz w:val="19"/>
+        </w:rPr>
+        <w:t>Esta operación no declara campos de entrada: se resuelve con las acciones de la propia pantalla.</w:t>
       </w:r>
     </w:p>
     <w:p>
@@ -2426,7 +1887,7 @@
         <w:rPr>
           <w:sz w:val="21"/>
         </w:rPr>
-        <w:t>Entre a Inicio.</w:t>
+        <w:t>En la aplicación móvil, abra «Sincronización».</w:t>
       </w:r>
     </w:p>
     <w:p>
@@ -2439,7 +1900,7 @@
           <w:color w:val="555555"/>
           <w:sz w:val="19"/>
         </w:rPr>
-        <w:t>Menú: Inicio</w:t>
+        <w:t>Es una operación de la app: en la web no existe esta pantalla.</w:t>
       </w:r>
     </w:p>
     <w:p>
@@ -2458,7 +1919,20 @@
         <w:rPr>
           <w:sz w:val="21"/>
         </w:rPr>
-        <w:t>Ejecute la acción desde la pantalla.</w:t>
+        <w:t>Complete la operación con los botones de Sincronización.</w:t>
+      </w:r>
+    </w:p>
+    <w:p>
+      <w:pPr>
+        <w:spacing w:after="120"/>
+        <w:ind w:left="680"/>
+      </w:pPr>
+      <w:r>
+        <w:rPr>
+          <w:color w:val="555555"/>
+          <w:sz w:val="19"/>
+        </w:rPr>
+        <w:t>Esta operación no declara campos de entrada: se resuelve con las acciones de la propia pantalla.</w:t>
       </w:r>
     </w:p>
     <w:p>
@@ -2738,7 +2212,7 @@
         <w:rPr>
           <w:sz w:val="21"/>
         </w:rPr>
-        <w:t>Entre a Inicio.</w:t>
+        <w:t>En la aplicación móvil, abra «Sincronización».</w:t>
       </w:r>
     </w:p>
     <w:p>
@@ -2751,7 +2225,7 @@
           <w:color w:val="555555"/>
           <w:sz w:val="19"/>
         </w:rPr>
-        <w:t>Menú: Inicio</w:t>
+        <w:t>Es una operación de la app: en la web no existe esta pantalla.</w:t>
       </w:r>
     </w:p>
     <w:p>
@@ -2770,7 +2244,20 @@
         <w:rPr>
           <w:sz w:val="21"/>
         </w:rPr>
-        <w:t>Ejecute la acción desde la pantalla.</w:t>
+        <w:t>Complete la operación con los botones de Sincronización.</w:t>
+      </w:r>
+    </w:p>
+    <w:p>
+      <w:pPr>
+        <w:spacing w:after="120"/>
+        <w:ind w:left="680"/>
+      </w:pPr>
+      <w:r>
+        <w:rPr>
+          <w:color w:val="555555"/>
+          <w:sz w:val="19"/>
+        </w:rPr>
+        <w:t>Esta operación no declara campos de entrada: se resuelve con las acciones de la propia pantalla.</w:t>
       </w:r>
     </w:p>
     <w:p>
@@ -3050,7 +2537,7 @@
         <w:rPr>
           <w:sz w:val="21"/>
         </w:rPr>
-        <w:t>Entre a Inicio.</w:t>
+        <w:t>En la aplicación móvil, abra «Componentes».</w:t>
       </w:r>
     </w:p>
     <w:p>
@@ -3063,7 +2550,7 @@
           <w:color w:val="555555"/>
           <w:sz w:val="19"/>
         </w:rPr>
-        <w:t>Menú: Inicio</w:t>
+        <w:t>Es una operación de la app: en la web no existe esta pantalla.</w:t>
       </w:r>
     </w:p>
     <w:p>
@@ -3082,7 +2569,7 @@
         <w:rPr>
           <w:sz w:val="21"/>
         </w:rPr>
-        <w:t>Abra el formulario y complete los datos.</w:t>
+        <w:t>Complete los datos.</w:t>
       </w:r>
     </w:p>
     <w:p>
@@ -3095,7 +2582,7 @@
           <w:color w:val="555555"/>
           <w:sz w:val="19"/>
         </w:rPr>
-        <w:t>Hay 6 campos; 2 son obligatorios.</w:t>
+        <w:t>Son 6 campos; 2 obligatorios.</w:t>
       </w:r>
     </w:p>
     <w:tbl>
@@ -3878,7 +3365,7 @@
         <w:rPr>
           <w:sz w:val="21"/>
         </w:rPr>
-        <w:t>Entre a Inicio.</w:t>
+        <w:t>En la aplicación móvil, abra «Sincronización».</w:t>
       </w:r>
     </w:p>
     <w:p>
@@ -3891,7 +3378,7 @@
           <w:color w:val="555555"/>
           <w:sz w:val="19"/>
         </w:rPr>
-        <w:t>Menú: Inicio</w:t>
+        <w:t>Es una operación de la app: en la web no existe esta pantalla.</w:t>
       </w:r>
     </w:p>
     <w:p>
@@ -3910,7 +3397,20 @@
         <w:rPr>
           <w:sz w:val="21"/>
         </w:rPr>
-        <w:t>Ejecute la acción desde la pantalla.</w:t>
+        <w:t>Revise la información que muestra Sincronización.</w:t>
+      </w:r>
+    </w:p>
+    <w:p>
+      <w:pPr>
+        <w:spacing w:after="120"/>
+        <w:ind w:left="680"/>
+      </w:pPr>
+      <w:r>
+        <w:rPr>
+          <w:color w:val="555555"/>
+          <w:sz w:val="19"/>
+        </w:rPr>
+        <w:t>Es una consulta: no hay nada que llenar ni que guardar.</w:t>
       </w:r>
     </w:p>
     <w:p>
@@ -4605,7 +4105,7 @@
           <w:color w:val="555555"/>
           <w:sz w:val="18"/>
         </w:rPr>
-        <w:t>Generado desde el Product Backlog (historias, campos de entrada y criterios de aceptación) y desde la tabla Menus de la base. Para actualizarlo: python _scratch/gen_manual_modulo.py</w:t>
+        <w:t>Generado desde el Product Backlog (historias, campos de entrada y criterios de aceptación), desde la tabla Menus de la base y desde las pestañas leídas de los .aspx. Para actualizarlo: python _scratch/gen_manual_modulo.py</w:t>
       </w:r>
     </w:p>
     <w:sectPr>
